--- a/FuentesCurso/UD 05. Redes y volumenes en Docker/UD 05.03 - Caso practico 01 - Wordpress + MariaDB.docx
+++ b/FuentesCurso/UD 05. Redes y volumenes en Docker/UD 05.03 - Caso practico 01 - Wordpress + MariaDB.docx
@@ -22,12 +22,13 @@
         <w:rPr>
           <w:rFonts w:ascii="Proxima Nova" w:cs="Proxima Nova" w:eastAsia="Proxima Nova" w:hAnsi="Proxima Nova"/>
           <w:b w:val="0"/>
+          <w:bCs w:val="0"/>
           <w:color w:val="669966"/>
           <w:sz w:val="48"/>
           <w:szCs w:val="48"/>
           <w:rtl w:val="0"/>
         </w:rPr>
-        <w:t xml:space="preserve">Introducción a Docker</w:t>
+        <w:t xml:space="preserve">Introducción a Docker y Kubernetes</w:t>
       </w:r>
       <w:r>
         <w:rPr>
@@ -73,12 +74,12 @@
           <wp:inline distB="114300" distT="114300" distL="114300" distR="114300">
             <wp:extent cx="447675" cy="57150"/>
             <wp:effectExtent b="0" l="0" r="0" t="0"/>
-            <wp:docPr descr="short line" id="6" name="image7.png"/>
+            <wp:docPr descr="short line" id="6" name="image5.png"/>
             <a:graphic>
               <a:graphicData uri="http://schemas.openxmlformats.org/drawingml/2006/picture">
                 <pic:pic>
                   <pic:nvPicPr>
-                    <pic:cNvPr descr="short line" id="0" name="image7.png"/>
+                    <pic:cNvPr descr="short line" id="0" name="image5.png"/>
                     <pic:cNvPicPr preferRelativeResize="0"/>
                   </pic:nvPicPr>
                   <pic:blipFill>
@@ -165,12 +166,12 @@
           <wp:inline distB="114300" distT="114300" distL="114300" distR="114300">
             <wp:extent cx="6120000" cy="444500"/>
             <wp:effectExtent b="0" l="0" r="0" t="0"/>
-            <wp:docPr id="4" name="image4.png"/>
+            <wp:docPr id="4" name="image2.png"/>
             <a:graphic>
               <a:graphicData uri="http://schemas.openxmlformats.org/drawingml/2006/picture">
                 <pic:pic>
                   <pic:nvPicPr>
-                    <pic:cNvPr id="0" name="image4.png"/>
+                    <pic:cNvPr id="0" name="image2.png"/>
                     <pic:cNvPicPr preferRelativeResize="0"/>
                   </pic:nvPicPr>
                   <pic:blipFill>
@@ -310,7 +311,6 @@
     </w:p>
     <w:p>
       <w:pPr>
-        <w:pageBreakBefore w:val="0"/>
         <w:widowControl w:val="1"/>
         <w:spacing w:after="0" w:before="200" w:line="300" w:lineRule="auto"/>
         <w:rPr>
@@ -326,7 +326,7 @@
           <w:szCs w:val="32"/>
           <w:rtl w:val="0"/>
         </w:rPr>
-        <w:t xml:space="preserve">Actualizado Febrero 2025</w:t>
+        <w:t xml:space="preserve">Actualizado Enero 2026</w:t>
       </w:r>
     </w:p>
     <w:p>
@@ -357,6 +357,7 @@
         <w:rPr>
           <w:rFonts w:ascii="Verdana" w:cs="Verdana" w:eastAsia="Verdana" w:hAnsi="Verdana"/>
           <w:b w:val="1"/>
+          <w:bCs w:val="1"/>
           <w:sz w:val="20"/>
           <w:szCs w:val="20"/>
         </w:rPr>
@@ -381,6 +382,7 @@
         <w:rPr>
           <w:rFonts w:ascii="Verdana" w:cs="Verdana" w:eastAsia="Verdana" w:hAnsi="Verdana"/>
           <w:b w:val="1"/>
+          <w:bCs w:val="1"/>
           <w:sz w:val="20"/>
           <w:szCs w:val="20"/>
           <w:rtl w:val="0"/>
@@ -409,12 +411,12 @@
             <wp:extent cx="922564" cy="322898"/>
             <wp:effectExtent b="0" l="0" r="0" t="0"/>
             <wp:wrapSquare wrapText="bothSides" distB="57150" distT="57150" distL="57150" distR="57150"/>
-            <wp:docPr id="3" name="image2.png"/>
+            <wp:docPr id="3" name="image1.png"/>
             <a:graphic>
               <a:graphicData uri="http://schemas.openxmlformats.org/drawingml/2006/picture">
                 <pic:pic>
                   <pic:nvPicPr>
-                    <pic:cNvPr id="0" name="image2.png"/>
+                    <pic:cNvPr id="0" name="image1.png"/>
                     <pic:cNvPicPr preferRelativeResize="0"/>
                   </pic:nvPicPr>
                   <pic:blipFill>
@@ -499,6 +501,7 @@
         <w:ind w:left="0" w:right="57" w:firstLine="0"/>
         <w:rPr>
           <w:b w:val="1"/>
+          <w:bCs w:val="1"/>
         </w:rPr>
       </w:pPr>
       <w:r>
@@ -512,6 +515,7 @@
       <w:r>
         <w:rPr>
           <w:b w:val="1"/>
+          <w:bCs w:val="1"/>
           <w:rtl w:val="0"/>
         </w:rPr>
         <w:t xml:space="preserve">Importante</w:t>
@@ -542,6 +546,7 @@
         <w:ind w:left="0" w:right="57" w:firstLine="0"/>
         <w:rPr>
           <w:b w:val="1"/>
+          <w:bCs w:val="1"/>
         </w:rPr>
       </w:pPr>
       <w:r>
@@ -565,6 +570,7 @@
       <w:r>
         <w:rPr>
           <w:b w:val="1"/>
+          <w:bCs w:val="1"/>
           <w:rtl w:val="0"/>
         </w:rPr>
         <w:t xml:space="preserve">Atención</w:t>
@@ -595,6 +601,7 @@
         <w:ind w:left="0" w:right="57" w:firstLine="0"/>
         <w:rPr>
           <w:b w:val="1"/>
+          <w:bCs w:val="1"/>
         </w:rPr>
       </w:pPr>
       <w:r>
@@ -614,6 +621,7 @@
       <w:r>
         <w:rPr>
           <w:b w:val="1"/>
+          <w:bCs w:val="1"/>
           <w:rtl w:val="0"/>
         </w:rPr>
         <w:t xml:space="preserve">Interesante</w:t>
@@ -631,6 +639,7 @@
     </w:p>
     <w:sdt>
       <w:sdtPr>
+        <w:id w:val="-486936611"/>
         <w:docPartObj>
           <w:docPartGallery w:val="Table of Contents"/>
           <w:docPartUnique w:val="1"/>
@@ -646,7 +655,9 @@
             <w:jc w:val="left"/>
             <w:rPr>
               <w:b w:val="1"/>
+              <w:bCs w:val="1"/>
               <w:i w:val="0"/>
+              <w:iCs w:val="0"/>
               <w:smallCaps w:val="0"/>
               <w:strike w:val="0"/>
               <w:color w:val="000000"/>
@@ -666,7 +677,9 @@
             <w:r>
               <w:rPr>
                 <w:b w:val="1"/>
+                <w:bCs w:val="1"/>
                 <w:i w:val="0"/>
+                <w:iCs w:val="0"/>
                 <w:smallCaps w:val="0"/>
                 <w:strike w:val="0"/>
                 <w:color w:val="000000"/>
@@ -697,7 +710,9 @@
             <w:jc w:val="left"/>
             <w:rPr>
               <w:b w:val="1"/>
+              <w:bCs w:val="1"/>
               <w:i w:val="0"/>
+              <w:iCs w:val="0"/>
               <w:smallCaps w:val="0"/>
               <w:strike w:val="0"/>
               <w:color w:val="000000"/>
@@ -712,7 +727,9 @@
             <w:r>
               <w:rPr>
                 <w:b w:val="1"/>
+                <w:bCs w:val="1"/>
                 <w:i w:val="0"/>
+                <w:iCs w:val="0"/>
                 <w:smallCaps w:val="0"/>
                 <w:strike w:val="0"/>
                 <w:color w:val="000000"/>
@@ -743,7 +760,9 @@
             <w:jc w:val="left"/>
             <w:rPr>
               <w:b w:val="1"/>
+              <w:bCs w:val="1"/>
               <w:i w:val="0"/>
+              <w:iCs w:val="0"/>
               <w:smallCaps w:val="0"/>
               <w:strike w:val="0"/>
               <w:color w:val="000000"/>
@@ -758,7 +777,9 @@
             <w:r>
               <w:rPr>
                 <w:b w:val="1"/>
+                <w:bCs w:val="1"/>
                 <w:i w:val="0"/>
+                <w:iCs w:val="0"/>
                 <w:smallCaps w:val="0"/>
                 <w:strike w:val="0"/>
                 <w:color w:val="000000"/>
@@ -789,7 +810,9 @@
             <w:jc w:val="left"/>
             <w:rPr>
               <w:b w:val="1"/>
+              <w:bCs w:val="1"/>
               <w:i w:val="0"/>
+              <w:iCs w:val="0"/>
               <w:smallCaps w:val="0"/>
               <w:strike w:val="0"/>
               <w:color w:val="000000"/>
@@ -804,7 +827,9 @@
             <w:r>
               <w:rPr>
                 <w:b w:val="1"/>
+                <w:bCs w:val="1"/>
                 <w:i w:val="0"/>
+                <w:iCs w:val="0"/>
                 <w:smallCaps w:val="0"/>
                 <w:strike w:val="0"/>
                 <w:color w:val="000000"/>
@@ -835,7 +860,9 @@
             <w:jc w:val="left"/>
             <w:rPr>
               <w:b w:val="1"/>
+              <w:bCs w:val="1"/>
               <w:i w:val="0"/>
+              <w:iCs w:val="0"/>
               <w:smallCaps w:val="0"/>
               <w:strike w:val="0"/>
               <w:color w:val="000000"/>
@@ -850,7 +877,9 @@
             <w:r>
               <w:rPr>
                 <w:b w:val="1"/>
+                <w:bCs w:val="1"/>
                 <w:i w:val="0"/>
+                <w:iCs w:val="0"/>
                 <w:smallCaps w:val="0"/>
                 <w:strike w:val="0"/>
                 <w:color w:val="000000"/>
@@ -881,7 +910,9 @@
             <w:jc w:val="left"/>
             <w:rPr>
               <w:b w:val="1"/>
+              <w:bCs w:val="1"/>
               <w:i w:val="0"/>
+              <w:iCs w:val="0"/>
               <w:smallCaps w:val="0"/>
               <w:strike w:val="0"/>
               <w:color w:val="000000"/>
@@ -896,7 +927,9 @@
             <w:r>
               <w:rPr>
                 <w:b w:val="1"/>
+                <w:bCs w:val="1"/>
                 <w:i w:val="0"/>
+                <w:iCs w:val="0"/>
                 <w:smallCaps w:val="0"/>
                 <w:strike w:val="0"/>
                 <w:color w:val="000000"/>
@@ -928,7 +961,9 @@
             <w:rPr>
               <w:rFonts w:ascii="Arial" w:cs="Arial" w:eastAsia="Arial" w:hAnsi="Arial"/>
               <w:b w:val="1"/>
+              <w:bCs w:val="1"/>
               <w:i w:val="0"/>
+              <w:iCs w:val="0"/>
               <w:smallCaps w:val="0"/>
               <w:strike w:val="0"/>
               <w:color w:val="000000"/>
@@ -943,7 +978,9 @@
             <w:r>
               <w:rPr>
                 <w:b w:val="1"/>
+                <w:bCs w:val="1"/>
                 <w:i w:val="0"/>
+                <w:iCs w:val="0"/>
                 <w:smallCaps w:val="0"/>
                 <w:strike w:val="0"/>
                 <w:color w:val="000000"/>
@@ -962,7 +999,9 @@
               <w:rPr>
                 <w:rFonts w:ascii="Calibri" w:cs="Calibri" w:eastAsia="Calibri" w:hAnsi="Calibri"/>
                 <w:b w:val="1"/>
+                <w:bCs w:val="1"/>
                 <w:i w:val="0"/>
+                <w:iCs w:val="0"/>
                 <w:smallCaps w:val="0"/>
                 <w:strike w:val="0"/>
                 <w:color w:val="000000"/>
@@ -1124,7 +1163,9 @@
       <w:r>
         <w:rPr>
           <w:b w:val="1"/>
+          <w:bCs w:val="1"/>
           <w:i w:val="1"/>
+          <w:iCs w:val="1"/>
           <w:rtl w:val="0"/>
         </w:rPr>
         <w:t xml:space="preserve">redwp</w:t>
@@ -1367,7 +1408,9 @@
       <w:r>
         <w:rPr>
           <w:b w:val="1"/>
+          <w:bCs w:val="1"/>
           <w:i w:val="1"/>
+          <w:iCs w:val="1"/>
           <w:rtl w:val="0"/>
         </w:rPr>
         <w:t xml:space="preserve">nuestromariadb</w:t>
@@ -1381,7 +1424,9 @@
       <w:r>
         <w:rPr>
           <w:b w:val="1"/>
+          <w:bCs w:val="1"/>
           <w:i w:val="1"/>
+          <w:iCs w:val="1"/>
           <w:rtl w:val="0"/>
         </w:rPr>
         <w:t xml:space="preserve">redwp</w:t>
@@ -1395,7 +1440,9 @@
       <w:r>
         <w:rPr>
           <w:b w:val="1"/>
+          <w:bCs w:val="1"/>
           <w:i w:val="1"/>
+          <w:iCs w:val="1"/>
           <w:rtl w:val="0"/>
         </w:rPr>
         <w:t xml:space="preserve">/home/sergi/mariadbdata</w:t>
@@ -1409,7 +1456,9 @@
       <w:r>
         <w:rPr>
           <w:b w:val="1"/>
+          <w:bCs w:val="1"/>
           <w:i w:val="1"/>
+          <w:iCs w:val="1"/>
           <w:rtl w:val="0"/>
         </w:rPr>
         <w:t xml:space="preserve">/var/lib/mysql</w:t>
@@ -1486,7 +1535,9 @@
       <w:r>
         <w:rPr>
           <w:b w:val="1"/>
+          <w:bCs w:val="1"/>
           <w:i w:val="1"/>
+          <w:iCs w:val="1"/>
           <w:rtl w:val="0"/>
         </w:rPr>
         <w:t xml:space="preserve">cefireuser</w:t>
@@ -1500,7 +1551,9 @@
       <w:r>
         <w:rPr>
           <w:b w:val="1"/>
+          <w:bCs w:val="1"/>
           <w:i w:val="1"/>
+          <w:iCs w:val="1"/>
           <w:rtl w:val="0"/>
         </w:rPr>
         <w:t xml:space="preserve">cefirepass</w:t>
@@ -1514,7 +1567,9 @@
       <w:r>
         <w:rPr>
           <w:b w:val="1"/>
+          <w:bCs w:val="1"/>
           <w:i w:val="1"/>
+          <w:iCs w:val="1"/>
           <w:rtl w:val="0"/>
         </w:rPr>
         <w:t xml:space="preserve">root</w:t>
@@ -1781,7 +1836,9 @@
       <w:r>
         <w:rPr>
           <w:b w:val="1"/>
+          <w:bCs w:val="1"/>
           <w:i w:val="1"/>
+          <w:iCs w:val="1"/>
           <w:rtl w:val="0"/>
         </w:rPr>
         <w:t xml:space="preserve">nuestrowp</w:t>
@@ -1795,7 +1852,9 @@
       <w:r>
         <w:rPr>
           <w:b w:val="1"/>
+          <w:bCs w:val="1"/>
           <w:i w:val="1"/>
+          <w:iCs w:val="1"/>
           <w:rtl w:val="0"/>
         </w:rPr>
         <w:t xml:space="preserve">redwp</w:t>
@@ -1873,12 +1932,12 @@
           <wp:inline distB="114300" distT="114300" distL="114300" distR="114300">
             <wp:extent cx="4828313" cy="1869751"/>
             <wp:effectExtent b="0" l="0" r="0" t="0"/>
-            <wp:docPr id="1" name="image3.png"/>
+            <wp:docPr id="1" name="image6.png"/>
             <a:graphic>
               <a:graphicData uri="http://schemas.openxmlformats.org/drawingml/2006/picture">
                 <pic:pic>
                   <pic:nvPicPr>
-                    <pic:cNvPr id="0" name="image3.png"/>
+                    <pic:cNvPr id="0" name="image6.png"/>
                     <pic:cNvPicPr preferRelativeResize="0"/>
                   </pic:nvPicPr>
                   <pic:blipFill>
@@ -1943,12 +2002,12 @@
           <wp:inline distB="114300" distT="114300" distL="114300" distR="114300">
             <wp:extent cx="6120000" cy="4826000"/>
             <wp:effectExtent b="0" l="0" r="0" t="0"/>
-            <wp:docPr id="2" name="image6.png"/>
+            <wp:docPr id="2" name="image3.png"/>
             <a:graphic>
               <a:graphicData uri="http://schemas.openxmlformats.org/drawingml/2006/picture">
                 <pic:pic>
                   <pic:nvPicPr>
-                    <pic:cNvPr id="0" name="image6.png"/>
+                    <pic:cNvPr id="0" name="image3.png"/>
                     <pic:cNvPicPr preferRelativeResize="0"/>
                   </pic:nvPicPr>
                   <pic:blipFill>
@@ -2002,12 +2061,12 @@
           <wp:inline distB="114300" distT="114300" distL="114300" distR="114300">
             <wp:extent cx="4599713" cy="1795533"/>
             <wp:effectExtent b="0" l="0" r="0" t="0"/>
-            <wp:docPr id="5" name="image5.png"/>
+            <wp:docPr id="5" name="image4.png"/>
             <a:graphic>
               <a:graphicData uri="http://schemas.openxmlformats.org/drawingml/2006/picture">
                 <pic:pic>
                   <pic:nvPicPr>
-                    <pic:cNvPr id="0" name="image5.png"/>
+                    <pic:cNvPr id="0" name="image4.png"/>
                     <pic:cNvPicPr preferRelativeResize="0"/>
                   </pic:nvPicPr>
                   <pic:blipFill>
@@ -2112,7 +2171,9 @@
       <w:r>
         <w:rPr>
           <w:b w:val="1"/>
+          <w:bCs w:val="1"/>
           <w:i w:val="1"/>
+          <w:iCs w:val="1"/>
           <w:rtl w:val="0"/>
         </w:rPr>
         <w:t xml:space="preserve">nuestromariadb</w:t>
@@ -2310,7 +2371,9 @@
       <w:r>
         <w:rPr>
           <w:b w:val="1"/>
+          <w:bCs w:val="1"/>
           <w:i w:val="1"/>
+          <w:iCs w:val="1"/>
           <w:rtl w:val="0"/>
         </w:rPr>
         <w:t xml:space="preserve">/home/sergi/mariadbdata</w:t>
@@ -2927,11 +2990,19 @@
       </w:pPr>
     </w:pPrDefault>
   </w:docDefaults>
+  <w:style w:type="table" w:styleId="TableNormal" w:default="1">
+    <w:name w:val="TableNormal"/>
+    <w:tblPr>
+      <w:tblCellMar>
+        <w:top w:w="100.0" w:type="dxa"/>
+        <w:left w:w="100.0" w:type="dxa"/>
+        <w:bottom w:w="100.0" w:type="dxa"/>
+        <w:right w:w="100.0" w:type="dxa"/>
+      </w:tblCellMar>
+    </w:tblPr>
+  </w:style>
   <w:style w:type="paragraph" w:styleId="Normal" w:default="1">
     <w:name w:val="normal"/>
-  </w:style>
-  <w:style w:type="table" w:styleId="TableNormal" w:default="1">
-    <w:name w:val="Table Normal"/>
   </w:style>
   <w:style w:type="paragraph" w:styleId="Heading1">
     <w:name w:val="heading 1"/>
@@ -2979,6 +3050,7 @@
     <w:rPr>
       <w:rFonts w:ascii="Arial" w:cs="Arial" w:eastAsia="Arial" w:hAnsi="Arial"/>
       <w:b w:val="0"/>
+      <w:bCs w:val="0"/>
       <w:smallCaps w:val="0"/>
       <w:color w:val="669966"/>
       <w:sz w:val="22"/>
@@ -2999,7 +3071,9 @@
     <w:rPr>
       <w:rFonts w:ascii="Arial" w:cs="Arial" w:eastAsia="Arial" w:hAnsi="Arial"/>
       <w:b w:val="1"/>
+      <w:bCs w:val="1"/>
       <w:i w:val="1"/>
+      <w:iCs w:val="1"/>
       <w:smallCaps w:val="0"/>
       <w:sz w:val="21"/>
       <w:szCs w:val="21"/>
@@ -3020,6 +3094,7 @@
     <w:rPr>
       <w:rFonts w:ascii="Arial" w:cs="Arial" w:eastAsia="Arial" w:hAnsi="Arial"/>
       <w:b w:val="1"/>
+      <w:bCs w:val="1"/>
       <w:smallCaps w:val="1"/>
       <w:sz w:val="24"/>
       <w:szCs w:val="24"/>
@@ -3037,6 +3112,7 @@
     </w:pPr>
     <w:rPr>
       <w:b w:val="1"/>
+      <w:bCs w:val="1"/>
       <w:sz w:val="20"/>
       <w:szCs w:val="20"/>
     </w:rPr>
@@ -3053,6 +3129,7 @@
     </w:pPr>
     <w:rPr>
       <w:b w:val="1"/>
+      <w:bCs w:val="1"/>
       <w:sz w:val="72"/>
       <w:szCs w:val="72"/>
     </w:rPr>
@@ -3070,6 +3147,7 @@
     <w:rPr>
       <w:rFonts w:ascii="Georgia" w:cs="Georgia" w:eastAsia="Georgia" w:hAnsi="Georgia"/>
       <w:i w:val="1"/>
+      <w:iCs w:val="1"/>
       <w:color w:val="666666"/>
       <w:sz w:val="48"/>
       <w:szCs w:val="48"/>
@@ -3080,12 +3158,6 @@
     <w:tblPr>
       <w:tblStyleRowBandSize w:val="1"/>
       <w:tblStyleColBandSize w:val="1"/>
-      <w:tblCellMar>
-        <w:top w:w="100.0" w:type="dxa"/>
-        <w:left w:w="100.0" w:type="dxa"/>
-        <w:bottom w:w="100.0" w:type="dxa"/>
-        <w:right w:w="100.0" w:type="dxa"/>
-      </w:tblCellMar>
     </w:tblPr>
   </w:style>
   <w:style w:type="table" w:styleId="Table2">
@@ -3093,12 +3165,6 @@
     <w:tblPr>
       <w:tblStyleRowBandSize w:val="1"/>
       <w:tblStyleColBandSize w:val="1"/>
-      <w:tblCellMar>
-        <w:top w:w="100.0" w:type="dxa"/>
-        <w:left w:w="100.0" w:type="dxa"/>
-        <w:bottom w:w="100.0" w:type="dxa"/>
-        <w:right w:w="100.0" w:type="dxa"/>
-      </w:tblCellMar>
     </w:tblPr>
   </w:style>
   <w:style w:type="table" w:styleId="Table3">
@@ -3106,12 +3172,6 @@
     <w:tblPr>
       <w:tblStyleRowBandSize w:val="1"/>
       <w:tblStyleColBandSize w:val="1"/>
-      <w:tblCellMar>
-        <w:top w:w="100.0" w:type="dxa"/>
-        <w:left w:w="100.0" w:type="dxa"/>
-        <w:bottom w:w="100.0" w:type="dxa"/>
-        <w:right w:w="100.0" w:type="dxa"/>
-      </w:tblCellMar>
     </w:tblPr>
   </w:style>
   <w:style w:type="table" w:styleId="Table4">
@@ -3119,12 +3179,6 @@
     <w:tblPr>
       <w:tblStyleRowBandSize w:val="1"/>
       <w:tblStyleColBandSize w:val="1"/>
-      <w:tblCellMar>
-        <w:top w:w="100.0" w:type="dxa"/>
-        <w:left w:w="100.0" w:type="dxa"/>
-        <w:bottom w:w="100.0" w:type="dxa"/>
-        <w:right w:w="100.0" w:type="dxa"/>
-      </w:tblCellMar>
     </w:tblPr>
   </w:style>
   <w:style w:type="table" w:styleId="Table5">
@@ -3132,12 +3186,6 @@
     <w:tblPr>
       <w:tblStyleRowBandSize w:val="1"/>
       <w:tblStyleColBandSize w:val="1"/>
-      <w:tblCellMar>
-        <w:top w:w="100.0" w:type="dxa"/>
-        <w:left w:w="100.0" w:type="dxa"/>
-        <w:bottom w:w="100.0" w:type="dxa"/>
-        <w:right w:w="100.0" w:type="dxa"/>
-      </w:tblCellMar>
     </w:tblPr>
   </w:style>
   <w:style w:type="table" w:styleId="Table6">
@@ -3145,12 +3193,6 @@
     <w:tblPr>
       <w:tblStyleRowBandSize w:val="1"/>
       <w:tblStyleColBandSize w:val="1"/>
-      <w:tblCellMar>
-        <w:top w:w="100.0" w:type="dxa"/>
-        <w:left w:w="100.0" w:type="dxa"/>
-        <w:bottom w:w="100.0" w:type="dxa"/>
-        <w:right w:w="100.0" w:type="dxa"/>
-      </w:tblCellMar>
     </w:tblPr>
   </w:style>
 </w:styles>
